--- a/docs/generated/docx/product/Product_Vision.docx
+++ b/docs/generated/docx/product/Product_Vision.docx
@@ -41,7 +41,7 @@
         <w:pStyle w:val="FirstParagraph"/>
       </w:pPr>
       <w:r>
-        <w:t xml:space="preserve">Trading Platform Pro shall become a professional, modular and enterprise-grade trading platform that combines excellent software engineering with practical trading capabilities.</w:t>
+        <w:t xml:space="preserve">Trading Platform Pro shall provide a professional Trading Cockpit that gives active traders a unified, reliable and transparent workspace for monitoring markets, evaluating trading opportunities and managing trading workflows.</w:t>
       </w:r>
     </w:p>
     <w:p>
@@ -49,7 +49,7 @@
         <w:pStyle w:val="BodyText"/>
       </w:pPr>
       <w:r>
-        <w:t xml:space="preserve">The platform is designed for long-term evolution and continuous improvement.</w:t>
+        <w:t xml:space="preserve">The Trading Cockpit is the primary product and the foundation for future platform capabilities.</w:t>
       </w:r>
     </w:p>
     <w:p>
@@ -74,7 +74,23 @@
         <w:pStyle w:val="FirstParagraph"/>
       </w:pPr>
       <w:r>
-        <w:t xml:space="preserve">Our mission is to build a trading platform that enables traders and developers to work efficiently, reliably and confidently through a modern, maintainable software architecture.</w:t>
+        <w:t xml:space="preserve">Our mission is to reduce fragmentation in professional trading workflows.</w:t>
+      </w:r>
+    </w:p>
+    <w:p>
+      <w:pPr>
+        <w:pStyle w:val="BodyText"/>
+      </w:pPr>
+      <w:r>
+        <w:t xml:space="preserve">Trading Platform Pro combines market information, watchlists, trading tools, portfolio visibility, risk information and decision support in one configurable desktop workspace.</w:t>
+      </w:r>
+    </w:p>
+    <w:p>
+      <w:pPr>
+        <w:pStyle w:val="BodyText"/>
+      </w:pPr>
+      <w:r>
+        <w:t xml:space="preserve">The platform shall help traders understand the current market state, identify relevant opportunities and act with greater clarity and operational confidence.</w:t>
       </w:r>
     </w:p>
     <w:p>
@@ -85,13 +101,13 @@
       </w:r>
     </w:p>
     <w:bookmarkEnd w:id="11"/>
-    <w:bookmarkStart w:id="12" w:name="core-values"/>
+    <w:bookmarkStart w:id="12" w:name="primary-user-problem"/>
     <w:p>
       <w:pPr>
         <w:pStyle w:val="Heading1"/>
       </w:pPr>
       <w:r>
-        <w:t xml:space="preserve">Core Values</w:t>
+        <w:t xml:space="preserve">Primary User Problem</w:t>
       </w:r>
     </w:p>
     <w:p>
@@ -99,7 +115,15 @@
         <w:pStyle w:val="FirstParagraph"/>
       </w:pPr>
       <w:r>
-        <w:t xml:space="preserve">The project is guided by the following values:</w:t>
+        <w:t xml:space="preserve">Active traders often work with multiple disconnected tools, windows and data sources.</w:t>
+      </w:r>
+    </w:p>
+    <w:p>
+      <w:pPr>
+        <w:pStyle w:val="BodyText"/>
+      </w:pPr>
+      <w:r>
+        <w:t xml:space="preserve">Typical problems include:</w:t>
       </w:r>
     </w:p>
     <w:p>
@@ -111,7 +135,7 @@
         </w:numPr>
       </w:pPr>
       <w:r>
-        <w:t xml:space="preserve">Simplicity</w:t>
+        <w:t xml:space="preserve">fragmented market information</w:t>
       </w:r>
     </w:p>
     <w:p>
@@ -123,7 +147,7 @@
         </w:numPr>
       </w:pPr>
       <w:r>
-        <w:t xml:space="preserve">Reliability</w:t>
+        <w:t xml:space="preserve">disconnected watchlists and scanners</w:t>
       </w:r>
     </w:p>
     <w:p>
@@ -135,7 +159,7 @@
         </w:numPr>
       </w:pPr>
       <w:r>
-        <w:t xml:space="preserve">Transparency</w:t>
+        <w:t xml:space="preserve">limited portfolio context</w:t>
       </w:r>
     </w:p>
     <w:p>
@@ -147,7 +171,7 @@
         </w:numPr>
       </w:pPr>
       <w:r>
-        <w:t xml:space="preserve">Maintainability</w:t>
+        <w:t xml:space="preserve">separate order and broker interfaces</w:t>
       </w:r>
     </w:p>
     <w:p>
@@ -159,7 +183,7 @@
         </w:numPr>
       </w:pPr>
       <w:r>
-        <w:t xml:space="preserve">Extensibility</w:t>
+        <w:t xml:space="preserve">manual transfer of information between tools</w:t>
       </w:r>
     </w:p>
     <w:p>
@@ -171,7 +195,7 @@
         </w:numPr>
       </w:pPr>
       <w:r>
-        <w:t xml:space="preserve">Performance</w:t>
+        <w:t xml:space="preserve">inconsistent trading workflows</w:t>
       </w:r>
     </w:p>
     <w:p>
@@ -183,19 +207,15 @@
         </w:numPr>
       </w:pPr>
       <w:r>
-        <w:t xml:space="preserve">Automation</w:t>
-      </w:r>
-    </w:p>
-    <w:p>
-      <w:pPr>
-        <w:pStyle w:val="Compact"/>
-        <w:numPr>
-          <w:ilvl w:val="0"/>
-          <w:numId w:val="1001"/>
-        </w:numPr>
-      </w:pPr>
-      <w:r>
-        <w:t xml:space="preserve">Quality</w:t>
+        <w:t xml:space="preserve">insufficient operational transparency</w:t>
+      </w:r>
+    </w:p>
+    <w:p>
+      <w:pPr>
+        <w:pStyle w:val="FirstParagraph"/>
+      </w:pPr>
+      <w:r>
+        <w:t xml:space="preserve">Trading Platform Pro shall consolidate these workflows into one Trading Cockpit.</w:t>
       </w:r>
     </w:p>
     <w:p>
@@ -206,13 +226,13 @@
       </w:r>
     </w:p>
     <w:bookmarkEnd w:id="12"/>
-    <w:bookmarkStart w:id="13" w:name="strategic-objectives"/>
+    <w:bookmarkStart w:id="13" w:name="primary-target-users"/>
     <w:p>
       <w:pPr>
         <w:pStyle w:val="Heading1"/>
       </w:pPr>
       <w:r>
-        <w:t xml:space="preserve">Strategic Objectives</w:t>
+        <w:t xml:space="preserve">Primary Target Users</w:t>
       </w:r>
     </w:p>
     <w:p>
@@ -220,7 +240,7 @@
         <w:pStyle w:val="FirstParagraph"/>
       </w:pPr>
       <w:r>
-        <w:t xml:space="preserve">The platform shall provide:</w:t>
+        <w:t xml:space="preserve">The initial product is designed primarily for:</w:t>
       </w:r>
     </w:p>
     <w:p>
@@ -232,7 +252,7 @@
         </w:numPr>
       </w:pPr>
       <w:r>
-        <w:t xml:space="preserve">a unified trading cockpit</w:t>
+        <w:t xml:space="preserve">active private traders</w:t>
       </w:r>
     </w:p>
     <w:p>
@@ -244,7 +264,7 @@
         </w:numPr>
       </w:pPr>
       <w:r>
-        <w:t xml:space="preserve">configurable workflows</w:t>
+        <w:t xml:space="preserve">professional discretionary traders</w:t>
       </w:r>
     </w:p>
     <w:p>
@@ -256,55 +276,23 @@
         </w:numPr>
       </w:pPr>
       <w:r>
-        <w:t xml:space="preserve">reusable infrastructure</w:t>
-      </w:r>
-    </w:p>
-    <w:p>
-      <w:pPr>
-        <w:pStyle w:val="Compact"/>
-        <w:numPr>
-          <w:ilvl w:val="0"/>
-          <w:numId w:val="1002"/>
-        </w:numPr>
-      </w:pPr>
-      <w:r>
-        <w:t xml:space="preserve">scalable architecture</w:t>
-      </w:r>
-    </w:p>
-    <w:p>
-      <w:pPr>
-        <w:pStyle w:val="Compact"/>
-        <w:numPr>
-          <w:ilvl w:val="0"/>
-          <w:numId w:val="1002"/>
-        </w:numPr>
-      </w:pPr>
-      <w:r>
-        <w:t xml:space="preserve">deterministic execution</w:t>
-      </w:r>
-    </w:p>
-    <w:p>
-      <w:pPr>
-        <w:pStyle w:val="Compact"/>
-        <w:numPr>
-          <w:ilvl w:val="0"/>
-          <w:numId w:val="1002"/>
-        </w:numPr>
-      </w:pPr>
-      <w:r>
-        <w:t xml:space="preserve">comprehensive observability</w:t>
-      </w:r>
-    </w:p>
-    <w:p>
-      <w:pPr>
-        <w:pStyle w:val="Compact"/>
-        <w:numPr>
-          <w:ilvl w:val="0"/>
-          <w:numId w:val="1002"/>
-        </w:numPr>
-      </w:pPr>
-      <w:r>
-        <w:t xml:space="preserve">excellent developer experience</w:t>
+        <w:t xml:space="preserve">systematic traders using manual or semi-automated workflows</w:t>
+      </w:r>
+    </w:p>
+    <w:p>
+      <w:pPr>
+        <w:pStyle w:val="FirstParagraph"/>
+      </w:pPr>
+      <w:r>
+        <w:t xml:space="preserve">Developers and quantitative traders are secondary users where they extend or integrate platform capabilities.</w:t>
+      </w:r>
+    </w:p>
+    <w:p>
+      <w:pPr>
+        <w:pStyle w:val="BodyText"/>
+      </w:pPr>
+      <w:r>
+        <w:t xml:space="preserve">AI-assisted workflows are future platform capabilities and are not the primary user group.</w:t>
       </w:r>
     </w:p>
     <w:p>
@@ -315,13 +303,13 @@
       </w:r>
     </w:p>
     <w:bookmarkEnd w:id="13"/>
-    <w:bookmarkStart w:id="14" w:name="product-principles"/>
+    <w:bookmarkStart w:id="14" w:name="core-product-value"/>
     <w:p>
       <w:pPr>
         <w:pStyle w:val="Heading1"/>
       </w:pPr>
       <w:r>
-        <w:t xml:space="preserve">Product Principles</w:t>
+        <w:t xml:space="preserve">Core Product Value</w:t>
       </w:r>
     </w:p>
     <w:p>
@@ -329,7 +317,7 @@
         <w:pStyle w:val="FirstParagraph"/>
       </w:pPr>
       <w:r>
-        <w:t xml:space="preserve">Every feature should satisfy the following principles:</w:t>
+        <w:t xml:space="preserve">The Trading Cockpit shall provide:</w:t>
       </w:r>
     </w:p>
     <w:p>
@@ -341,7 +329,7 @@
         </w:numPr>
       </w:pPr>
       <w:r>
-        <w:t xml:space="preserve">Solve a real user problem.</w:t>
+        <w:t xml:space="preserve">one unified trading workspace</w:t>
       </w:r>
     </w:p>
     <w:p>
@@ -353,7 +341,7 @@
         </w:numPr>
       </w:pPr>
       <w:r>
-        <w:t xml:space="preserve">Integrate naturally into the existing architecture.</w:t>
+        <w:t xml:space="preserve">configurable and persistent workspaces</w:t>
       </w:r>
     </w:p>
     <w:p>
@@ -365,7 +353,7 @@
         </w:numPr>
       </w:pPr>
       <w:r>
-        <w:t xml:space="preserve">Avoid unnecessary complexity.</w:t>
+        <w:t xml:space="preserve">consolidated market context</w:t>
       </w:r>
     </w:p>
     <w:p>
@@ -377,7 +365,7 @@
         </w:numPr>
       </w:pPr>
       <w:r>
-        <w:t xml:space="preserve">Be testable.</w:t>
+        <w:t xml:space="preserve">fast access to relevant trading information</w:t>
       </w:r>
     </w:p>
     <w:p>
@@ -389,7 +377,7 @@
         </w:numPr>
       </w:pPr>
       <w:r>
-        <w:t xml:space="preserve">Be maintainable.</w:t>
+        <w:t xml:space="preserve">transparent portfolio and risk visibility</w:t>
       </w:r>
     </w:p>
     <w:p>
@@ -401,7 +389,47 @@
         </w:numPr>
       </w:pPr>
       <w:r>
-        <w:t xml:space="preserve">Be well documented.</w:t>
+        <w:t xml:space="preserve">integrated trading workflows</w:t>
+      </w:r>
+    </w:p>
+    <w:p>
+      <w:pPr>
+        <w:pStyle w:val="Compact"/>
+        <w:numPr>
+          <w:ilvl w:val="0"/>
+          <w:numId w:val="1003"/>
+        </w:numPr>
+      </w:pPr>
+      <w:r>
+        <w:t xml:space="preserve">deterministic application behaviour</w:t>
+      </w:r>
+    </w:p>
+    <w:p>
+      <w:pPr>
+        <w:pStyle w:val="Compact"/>
+        <w:numPr>
+          <w:ilvl w:val="0"/>
+          <w:numId w:val="1003"/>
+        </w:numPr>
+      </w:pPr>
+      <w:r>
+        <w:t xml:space="preserve">reliable operational feedback</w:t>
+      </w:r>
+    </w:p>
+    <w:p>
+      <w:pPr>
+        <w:pStyle w:val="FirstParagraph"/>
+      </w:pPr>
+      <w:r>
+        <w:t xml:space="preserve">The primary product value is not the number of available features.</w:t>
+      </w:r>
+    </w:p>
+    <w:p>
+      <w:pPr>
+        <w:pStyle w:val="BodyText"/>
+      </w:pPr>
+      <w:r>
+        <w:t xml:space="preserve">The primary value is the integration of trading workflows into one coherent workspace.</w:t>
       </w:r>
     </w:p>
     <w:p>
@@ -412,13 +440,13 @@
       </w:r>
     </w:p>
     <w:bookmarkEnd w:id="14"/>
-    <w:bookmarkStart w:id="15" w:name="functional-vision"/>
+    <w:bookmarkStart w:id="15" w:name="product-focus"/>
     <w:p>
       <w:pPr>
         <w:pStyle w:val="Heading1"/>
       </w:pPr>
       <w:r>
-        <w:t xml:space="preserve">Functional Vision</w:t>
+        <w:t xml:space="preserve">Product Focus</w:t>
       </w:r>
     </w:p>
     <w:p>
@@ -426,7 +454,15 @@
         <w:pStyle w:val="FirstParagraph"/>
       </w:pPr>
       <w:r>
-        <w:t xml:space="preserve">Trading Platform Pro will gradually evolve into a complete trading ecosystem including:</w:t>
+        <w:t xml:space="preserve">The initial product focus is the Trading Cockpit.</w:t>
+      </w:r>
+    </w:p>
+    <w:p>
+      <w:pPr>
+        <w:pStyle w:val="BodyText"/>
+      </w:pPr>
+      <w:r>
+        <w:t xml:space="preserve">Core capability areas are:</w:t>
       </w:r>
     </w:p>
     <w:p>
@@ -438,7 +474,7 @@
         </w:numPr>
       </w:pPr>
       <w:r>
-        <w:t xml:space="preserve">Market Data</w:t>
+        <w:t xml:space="preserve">Market Overview</w:t>
       </w:r>
     </w:p>
     <w:p>
@@ -462,7 +498,7 @@
         </w:numPr>
       </w:pPr>
       <w:r>
-        <w:t xml:space="preserve">Scanner</w:t>
+        <w:t xml:space="preserve">Market Scanner</w:t>
       </w:r>
     </w:p>
     <w:p>
@@ -474,7 +510,7 @@
         </w:numPr>
       </w:pPr>
       <w:r>
-        <w:t xml:space="preserve">Trading Cockpit</w:t>
+        <w:t xml:space="preserve">Charts</w:t>
       </w:r>
     </w:p>
     <w:p>
@@ -486,7 +522,7 @@
         </w:numPr>
       </w:pPr>
       <w:r>
-        <w:t xml:space="preserve">Portfolio Management</w:t>
+        <w:t xml:space="preserve">Portfolio Overview</w:t>
       </w:r>
     </w:p>
     <w:p>
@@ -498,7 +534,7 @@
         </w:numPr>
       </w:pPr>
       <w:r>
-        <w:t xml:space="preserve">Risk Management</w:t>
+        <w:t xml:space="preserve">Position Management</w:t>
       </w:r>
     </w:p>
     <w:p>
@@ -522,7 +558,7 @@
         </w:numPr>
       </w:pPr>
       <w:r>
-        <w:t xml:space="preserve">Strategy Engine</w:t>
+        <w:t xml:space="preserve">Risk Overview</w:t>
       </w:r>
     </w:p>
     <w:p>
@@ -534,7 +570,7 @@
         </w:numPr>
       </w:pPr>
       <w:r>
-        <w:t xml:space="preserve">Backtesting</w:t>
+        <w:t xml:space="preserve">Decision Center</w:t>
       </w:r>
     </w:p>
     <w:p>
@@ -546,7 +582,7 @@
         </w:numPr>
       </w:pPr>
       <w:r>
-        <w:t xml:space="preserve">Reporting</w:t>
+        <w:t xml:space="preserve">Notifications</w:t>
       </w:r>
     </w:p>
     <w:p>
@@ -558,19 +594,15 @@
         </w:numPr>
       </w:pPr>
       <w:r>
-        <w:t xml:space="preserve">Decision Center</w:t>
-      </w:r>
-    </w:p>
-    <w:p>
-      <w:pPr>
-        <w:pStyle w:val="Compact"/>
-        <w:numPr>
-          <w:ilvl w:val="0"/>
-          <w:numId w:val="1004"/>
-        </w:numPr>
-      </w:pPr>
-      <w:r>
-        <w:t xml:space="preserve">Plugin System</w:t>
+        <w:t xml:space="preserve">Workspace Management</w:t>
+      </w:r>
+    </w:p>
+    <w:p>
+      <w:pPr>
+        <w:pStyle w:val="FirstParagraph"/>
+      </w:pPr>
+      <w:r>
+        <w:t xml:space="preserve">These capabilities shall be integrated into a consistent desktop application.</w:t>
       </w:r>
     </w:p>
     <w:p>
@@ -581,13 +613,13 @@
       </w:r>
     </w:p>
     <w:bookmarkEnd w:id="15"/>
-    <w:bookmarkStart w:id="16" w:name="non-functional-vision"/>
+    <w:bookmarkStart w:id="16" w:name="trading-workflow-vision"/>
     <w:p>
       <w:pPr>
         <w:pStyle w:val="Heading1"/>
       </w:pPr>
       <w:r>
-        <w:t xml:space="preserve">Non-Functional Vision</w:t>
+        <w:t xml:space="preserve">Trading Workflow Vision</w:t>
       </w:r>
     </w:p>
     <w:p>
@@ -595,7 +627,7 @@
         <w:pStyle w:val="FirstParagraph"/>
       </w:pPr>
       <w:r>
-        <w:t xml:space="preserve">The platform shall provide:</w:t>
+        <w:t xml:space="preserve">The Trading Cockpit should support the following workflow:</w:t>
       </w:r>
     </w:p>
     <w:p>
@@ -607,7 +639,7 @@
         </w:numPr>
       </w:pPr>
       <w:r>
-        <w:t xml:space="preserve">high availability</w:t>
+        <w:t xml:space="preserve">Observe the market.</w:t>
       </w:r>
     </w:p>
     <w:p>
@@ -619,7 +651,7 @@
         </w:numPr>
       </w:pPr>
       <w:r>
-        <w:t xml:space="preserve">predictable behaviour</w:t>
+        <w:t xml:space="preserve">Identify relevant instruments.</w:t>
       </w:r>
     </w:p>
     <w:p>
@@ -631,7 +663,7 @@
         </w:numPr>
       </w:pPr>
       <w:r>
-        <w:t xml:space="preserve">low operational complexity</w:t>
+        <w:t xml:space="preserve">Evaluate market and portfolio context.</w:t>
       </w:r>
     </w:p>
     <w:p>
@@ -643,7 +675,7 @@
         </w:numPr>
       </w:pPr>
       <w:r>
-        <w:t xml:space="preserve">modular deployment</w:t>
+        <w:t xml:space="preserve">Analyze a trading opportunity.</w:t>
       </w:r>
     </w:p>
     <w:p>
@@ -655,7 +687,7 @@
         </w:numPr>
       </w:pPr>
       <w:r>
-        <w:t xml:space="preserve">strong code quality</w:t>
+        <w:t xml:space="preserve">Make a trading decision.</w:t>
       </w:r>
     </w:p>
     <w:p>
@@ -667,7 +699,7 @@
         </w:numPr>
       </w:pPr>
       <w:r>
-        <w:t xml:space="preserve">extensive automated testing</w:t>
+        <w:t xml:space="preserve">Prepare and execute an order.</w:t>
       </w:r>
     </w:p>
     <w:p>
@@ -679,7 +711,27 @@
         </w:numPr>
       </w:pPr>
       <w:r>
-        <w:t xml:space="preserve">comprehensive documentation</w:t>
+        <w:t xml:space="preserve">Monitor the position and associated risk.</w:t>
+      </w:r>
+    </w:p>
+    <w:p>
+      <w:pPr>
+        <w:pStyle w:val="Compact"/>
+        <w:numPr>
+          <w:ilvl w:val="0"/>
+          <w:numId w:val="1005"/>
+        </w:numPr>
+      </w:pPr>
+      <w:r>
+        <w:t xml:space="preserve">Review the trading outcome.</w:t>
+      </w:r>
+    </w:p>
+    <w:p>
+      <w:pPr>
+        <w:pStyle w:val="FirstParagraph"/>
+      </w:pPr>
+      <w:r>
+        <w:t xml:space="preserve">The user should remain within the Trading Cockpit throughout this workflow whenever practical.</w:t>
       </w:r>
     </w:p>
     <w:p>
@@ -690,13 +742,13 @@
       </w:r>
     </w:p>
     <w:bookmarkEnd w:id="16"/>
-    <w:bookmarkStart w:id="17" w:name="success-criteria"/>
+    <w:bookmarkStart w:id="17" w:name="workspace-vision"/>
     <w:p>
       <w:pPr>
         <w:pStyle w:val="Heading1"/>
       </w:pPr>
       <w:r>
-        <w:t xml:space="preserve">Success Criteria</w:t>
+        <w:t xml:space="preserve">Workspace Vision</w:t>
       </w:r>
     </w:p>
     <w:p>
@@ -704,7 +756,15 @@
         <w:pStyle w:val="FirstParagraph"/>
       </w:pPr>
       <w:r>
-        <w:t xml:space="preserve">The project is considered successful when it achieves:</w:t>
+        <w:t xml:space="preserve">The Trading Cockpit shall provide configurable workspaces.</w:t>
+      </w:r>
+    </w:p>
+    <w:p>
+      <w:pPr>
+        <w:pStyle w:val="BodyText"/>
+      </w:pPr>
+      <w:r>
+        <w:t xml:space="preserve">Users should be able to:</w:t>
       </w:r>
     </w:p>
     <w:p>
@@ -716,7 +776,7 @@
         </w:numPr>
       </w:pPr>
       <w:r>
-        <w:t xml:space="preserve">professional software quality</w:t>
+        <w:t xml:space="preserve">arrange widgets</w:t>
       </w:r>
     </w:p>
     <w:p>
@@ -728,7 +788,7 @@
         </w:numPr>
       </w:pPr>
       <w:r>
-        <w:t xml:space="preserve">scalable architecture</w:t>
+        <w:t xml:space="preserve">dock and resize panels</w:t>
       </w:r>
     </w:p>
     <w:p>
@@ -740,7 +800,7 @@
         </w:numPr>
       </w:pPr>
       <w:r>
-        <w:t xml:space="preserve">high developer productivity</w:t>
+        <w:t xml:space="preserve">open multiple views</w:t>
       </w:r>
     </w:p>
     <w:p>
@@ -752,7 +812,7 @@
         </w:numPr>
       </w:pPr>
       <w:r>
-        <w:t xml:space="preserve">stable releases</w:t>
+        <w:t xml:space="preserve">preserve workspace state</w:t>
       </w:r>
     </w:p>
     <w:p>
@@ -764,7 +824,7 @@
         </w:numPr>
       </w:pPr>
       <w:r>
-        <w:t xml:space="preserve">comprehensive documentation</w:t>
+        <w:t xml:space="preserve">switch between trading workflows</w:t>
       </w:r>
     </w:p>
     <w:p>
@@ -776,7 +836,15 @@
         </w:numPr>
       </w:pPr>
       <w:r>
-        <w:t xml:space="preserve">long-term maintainability</w:t>
+        <w:t xml:space="preserve">restore the previous working context</w:t>
+      </w:r>
+    </w:p>
+    <w:p>
+      <w:pPr>
+        <w:pStyle w:val="FirstParagraph"/>
+      </w:pPr>
+      <w:r>
+        <w:t xml:space="preserve">The workspace is a core product capability, not only a UI feature.</w:t>
       </w:r>
     </w:p>
     <w:p>
@@ -787,13 +855,13 @@
       </w:r>
     </w:p>
     <w:bookmarkEnd w:id="17"/>
-    <w:bookmarkStart w:id="18" w:name="future-direction"/>
+    <w:bookmarkStart w:id="18" w:name="decision-support-vision"/>
     <w:p>
       <w:pPr>
         <w:pStyle w:val="Heading1"/>
       </w:pPr>
       <w:r>
-        <w:t xml:space="preserve">Future Direction</w:t>
+        <w:t xml:space="preserve">Decision Support Vision</w:t>
       </w:r>
     </w:p>
     <w:p>
@@ -801,7 +869,15 @@
         <w:pStyle w:val="FirstParagraph"/>
       </w:pPr>
       <w:r>
-        <w:t xml:space="preserve">Future development focuses on:</w:t>
+        <w:t xml:space="preserve">Trading Platform Pro shall support informed trading decisions.</w:t>
+      </w:r>
+    </w:p>
+    <w:p>
+      <w:pPr>
+        <w:pStyle w:val="BodyText"/>
+      </w:pPr>
+      <w:r>
+        <w:t xml:space="preserve">Decision support may combine:</w:t>
       </w:r>
     </w:p>
     <w:p>
@@ -813,7 +889,7 @@
         </w:numPr>
       </w:pPr>
       <w:r>
-        <w:t xml:space="preserve">additional trading workflows</w:t>
+        <w:t xml:space="preserve">market data</w:t>
       </w:r>
     </w:p>
     <w:p>
@@ -825,7 +901,7 @@
         </w:numPr>
       </w:pPr>
       <w:r>
-        <w:t xml:space="preserve">AI-assisted decision support</w:t>
+        <w:t xml:space="preserve">watchlists</w:t>
       </w:r>
     </w:p>
     <w:p>
@@ -837,7 +913,7 @@
         </w:numPr>
       </w:pPr>
       <w:r>
-        <w:t xml:space="preserve">advanced analytics</w:t>
+        <w:t xml:space="preserve">scanner results</w:t>
       </w:r>
     </w:p>
     <w:p>
@@ -849,7 +925,7 @@
         </w:numPr>
       </w:pPr>
       <w:r>
-        <w:t xml:space="preserve">improved automation</w:t>
+        <w:t xml:space="preserve">portfolio context</w:t>
       </w:r>
     </w:p>
     <w:p>
@@ -861,7 +937,7 @@
         </w:numPr>
       </w:pPr>
       <w:r>
-        <w:t xml:space="preserve">plugin ecosystem</w:t>
+        <w:t xml:space="preserve">risk information</w:t>
       </w:r>
     </w:p>
     <w:p>
@@ -873,7 +949,7 @@
         </w:numPr>
       </w:pPr>
       <w:r>
-        <w:t xml:space="preserve">cloud readiness</w:t>
+        <w:t xml:space="preserve">trading signals</w:t>
       </w:r>
     </w:p>
     <w:p>
@@ -885,7 +961,35 @@
         </w:numPr>
       </w:pPr>
       <w:r>
-        <w:t xml:space="preserve">multi-broker support</w:t>
+        <w:t xml:space="preserve">strategy evaluations</w:t>
+      </w:r>
+    </w:p>
+    <w:p>
+      <w:pPr>
+        <w:pStyle w:val="Compact"/>
+        <w:numPr>
+          <w:ilvl w:val="0"/>
+          <w:numId w:val="1007"/>
+        </w:numPr>
+      </w:pPr>
+      <w:r>
+        <w:t xml:space="preserve">historical information</w:t>
+      </w:r>
+    </w:p>
+    <w:p>
+      <w:pPr>
+        <w:pStyle w:val="FirstParagraph"/>
+      </w:pPr>
+      <w:r>
+        <w:t xml:space="preserve">Future AI-assisted capabilities may provide additional insights.</w:t>
+      </w:r>
+    </w:p>
+    <w:p>
+      <w:pPr>
+        <w:pStyle w:val="BodyText"/>
+      </w:pPr>
+      <w:r>
+        <w:t xml:space="preserve">The platform shall support the trader’s decision process and shall not hide decision-relevant information.</w:t>
       </w:r>
     </w:p>
     <w:p>
@@ -896,13 +1000,13 @@
       </w:r>
     </w:p>
     <w:bookmarkEnd w:id="18"/>
-    <w:bookmarkStart w:id="19" w:name="target-users"/>
+    <w:bookmarkStart w:id="19" w:name="product-principles"/>
     <w:p>
       <w:pPr>
         <w:pStyle w:val="Heading1"/>
       </w:pPr>
       <w:r>
-        <w:t xml:space="preserve">Target Users</w:t>
+        <w:t xml:space="preserve">Product Principles</w:t>
       </w:r>
     </w:p>
     <w:p>
@@ -910,7 +1014,7 @@
         <w:pStyle w:val="FirstParagraph"/>
       </w:pPr>
       <w:r>
-        <w:t xml:space="preserve">Trading Platform Pro is designed for:</w:t>
+        <w:t xml:space="preserve">Every product capability shall:</w:t>
       </w:r>
     </w:p>
     <w:p>
@@ -922,7 +1026,7 @@
         </w:numPr>
       </w:pPr>
       <w:r>
-        <w:t xml:space="preserve">Professional traders</w:t>
+        <w:t xml:space="preserve">solve a real trading workflow problem</w:t>
       </w:r>
     </w:p>
     <w:p>
@@ -934,7 +1038,7 @@
         </w:numPr>
       </w:pPr>
       <w:r>
-        <w:t xml:space="preserve">Active private traders</w:t>
+        <w:t xml:space="preserve">integrate naturally into the Trading Cockpit</w:t>
       </w:r>
     </w:p>
     <w:p>
@@ -946,7 +1050,7 @@
         </w:numPr>
       </w:pPr>
       <w:r>
-        <w:t xml:space="preserve">Quantitative traders</w:t>
+        <w:t xml:space="preserve">provide clear user value</w:t>
       </w:r>
     </w:p>
     <w:p>
@@ -958,7 +1062,7 @@
         </w:numPr>
       </w:pPr>
       <w:r>
-        <w:t xml:space="preserve">Developers</w:t>
+        <w:t xml:space="preserve">preserve user context</w:t>
       </w:r>
     </w:p>
     <w:p>
@@ -970,7 +1074,63 @@
         </w:numPr>
       </w:pPr>
       <w:r>
-        <w:t xml:space="preserve">Future AI-assisted trading workflows</w:t>
+        <w:t xml:space="preserve">remain transparent</w:t>
+      </w:r>
+    </w:p>
+    <w:p>
+      <w:pPr>
+        <w:pStyle w:val="Compact"/>
+        <w:numPr>
+          <w:ilvl w:val="0"/>
+          <w:numId w:val="1008"/>
+        </w:numPr>
+      </w:pPr>
+      <w:r>
+        <w:t xml:space="preserve">behave predictably</w:t>
+      </w:r>
+    </w:p>
+    <w:p>
+      <w:pPr>
+        <w:pStyle w:val="Compact"/>
+        <w:numPr>
+          <w:ilvl w:val="0"/>
+          <w:numId w:val="1008"/>
+        </w:numPr>
+      </w:pPr>
+      <w:r>
+        <w:t xml:space="preserve">remain testable</w:t>
+      </w:r>
+    </w:p>
+    <w:p>
+      <w:pPr>
+        <w:pStyle w:val="Compact"/>
+        <w:numPr>
+          <w:ilvl w:val="0"/>
+          <w:numId w:val="1008"/>
+        </w:numPr>
+      </w:pPr>
+      <w:r>
+        <w:t xml:space="preserve">remain maintainable</w:t>
+      </w:r>
+    </w:p>
+    <w:p>
+      <w:pPr>
+        <w:pStyle w:val="Compact"/>
+        <w:numPr>
+          <w:ilvl w:val="0"/>
+          <w:numId w:val="1008"/>
+        </w:numPr>
+      </w:pPr>
+      <w:r>
+        <w:t xml:space="preserve">be documented</w:t>
+      </w:r>
+    </w:p>
+    <w:p>
+      <w:pPr>
+        <w:pStyle w:val="FirstParagraph"/>
+      </w:pPr>
+      <w:r>
+        <w:t xml:space="preserve">Avoid isolated features that do not contribute to a coherent trading workflow.</w:t>
       </w:r>
     </w:p>
     <w:p>
@@ -981,13 +1141,13 @@
       </w:r>
     </w:p>
     <w:bookmarkEnd w:id="19"/>
-    <w:bookmarkStart w:id="20" w:name="product-scope"/>
+    <w:bookmarkStart w:id="20" w:name="core-values"/>
     <w:p>
       <w:pPr>
         <w:pStyle w:val="Heading1"/>
       </w:pPr>
       <w:r>
-        <w:t xml:space="preserve">Product Scope</w:t>
+        <w:t xml:space="preserve">Core Values</w:t>
       </w:r>
     </w:p>
     <w:p>
@@ -995,15 +1155,7 @@
         <w:pStyle w:val="FirstParagraph"/>
       </w:pPr>
       <w:r>
-        <w:t xml:space="preserve">The initial product focuses on the Trading Cockpit.</w:t>
-      </w:r>
-    </w:p>
-    <w:p>
-      <w:pPr>
-        <w:pStyle w:val="BodyText"/>
-      </w:pPr>
-      <w:r>
-        <w:t xml:space="preserve">Future platform applications may include:</w:t>
+        <w:t xml:space="preserve">The product is guided by:</w:t>
       </w:r>
     </w:p>
     <w:p>
@@ -1015,7 +1167,7 @@
         </w:numPr>
       </w:pPr>
       <w:r>
-        <w:t xml:space="preserve">Portfolio Manager</w:t>
+        <w:t xml:space="preserve">Simplicity</w:t>
       </w:r>
     </w:p>
     <w:p>
@@ -1027,7 +1179,7 @@
         </w:numPr>
       </w:pPr>
       <w:r>
-        <w:t xml:space="preserve">Market Scanner</w:t>
+        <w:t xml:space="preserve">Reliability</w:t>
       </w:r>
     </w:p>
     <w:p>
@@ -1039,7 +1191,7 @@
         </w:numPr>
       </w:pPr>
       <w:r>
-        <w:t xml:space="preserve">Strategy Lab</w:t>
+        <w:t xml:space="preserve">Transparency</w:t>
       </w:r>
     </w:p>
     <w:p>
@@ -1051,15 +1203,55 @@
         </w:numPr>
       </w:pPr>
       <w:r>
-        <w:t xml:space="preserve">Reporting Services</w:t>
-      </w:r>
-    </w:p>
-    <w:p>
-      <w:pPr>
-        <w:pStyle w:val="FirstParagraph"/>
-      </w:pPr>
-      <w:r>
-        <w:t xml:space="preserve">All applications share the same platform architecture.</w:t>
+        <w:t xml:space="preserve">Clarity</w:t>
+      </w:r>
+    </w:p>
+    <w:p>
+      <w:pPr>
+        <w:pStyle w:val="Compact"/>
+        <w:numPr>
+          <w:ilvl w:val="0"/>
+          <w:numId w:val="1009"/>
+        </w:numPr>
+      </w:pPr>
+      <w:r>
+        <w:t xml:space="preserve">Maintainability</w:t>
+      </w:r>
+    </w:p>
+    <w:p>
+      <w:pPr>
+        <w:pStyle w:val="Compact"/>
+        <w:numPr>
+          <w:ilvl w:val="0"/>
+          <w:numId w:val="1009"/>
+        </w:numPr>
+      </w:pPr>
+      <w:r>
+        <w:t xml:space="preserve">Extensibility</w:t>
+      </w:r>
+    </w:p>
+    <w:p>
+      <w:pPr>
+        <w:pStyle w:val="Compact"/>
+        <w:numPr>
+          <w:ilvl w:val="0"/>
+          <w:numId w:val="1009"/>
+        </w:numPr>
+      </w:pPr>
+      <w:r>
+        <w:t xml:space="preserve">Performance</w:t>
+      </w:r>
+    </w:p>
+    <w:p>
+      <w:pPr>
+        <w:pStyle w:val="Compact"/>
+        <w:numPr>
+          <w:ilvl w:val="0"/>
+          <w:numId w:val="1009"/>
+        </w:numPr>
+      </w:pPr>
+      <w:r>
+        <w:t xml:space="preserve">Quality</w:t>
       </w:r>
     </w:p>
     <w:p>
@@ -1070,13 +1262,13 @@
       </w:r>
     </w:p>
     <w:bookmarkEnd w:id="20"/>
-    <w:bookmarkStart w:id="21" w:name="product-evolution-principles"/>
+    <w:bookmarkStart w:id="21" w:name="non-functional-vision"/>
     <w:p>
       <w:pPr>
         <w:pStyle w:val="Heading1"/>
       </w:pPr>
       <w:r>
-        <w:t xml:space="preserve">Product Evolution Principles</w:t>
+        <w:t xml:space="preserve">Non-Functional Vision</w:t>
       </w:r>
     </w:p>
     <w:p>
@@ -1084,7 +1276,7 @@
         <w:pStyle w:val="FirstParagraph"/>
       </w:pPr>
       <w:r>
-        <w:t xml:space="preserve">Every product enhancement shall:</w:t>
+        <w:t xml:space="preserve">The Trading Cockpit shall provide:</w:t>
       </w:r>
     </w:p>
     <w:p>
@@ -1096,7 +1288,7 @@
         </w:numPr>
       </w:pPr>
       <w:r>
-        <w:t xml:space="preserve">provide measurable user value</w:t>
+        <w:t xml:space="preserve">responsive desktop interaction</w:t>
       </w:r>
     </w:p>
     <w:p>
@@ -1108,7 +1300,7 @@
         </w:numPr>
       </w:pPr>
       <w:r>
-        <w:t xml:space="preserve">preserve architectural consistency</w:t>
+        <w:t xml:space="preserve">deterministic runtime behaviour</w:t>
       </w:r>
     </w:p>
     <w:p>
@@ -1120,7 +1312,7 @@
         </w:numPr>
       </w:pPr>
       <w:r>
-        <w:t xml:space="preserve">integrate into the existing user experience</w:t>
+        <w:t xml:space="preserve">reliable state management</w:t>
       </w:r>
     </w:p>
     <w:p>
@@ -1132,7 +1324,7 @@
         </w:numPr>
       </w:pPr>
       <w:r>
-        <w:t xml:space="preserve">remain maintainable</w:t>
+        <w:t xml:space="preserve">comprehensive observability</w:t>
       </w:r>
     </w:p>
     <w:p>
@@ -1144,7 +1336,63 @@
         </w:numPr>
       </w:pPr>
       <w:r>
-        <w:t xml:space="preserve">be fully documented</w:t>
+        <w:t xml:space="preserve">controlled error handling</w:t>
+      </w:r>
+    </w:p>
+    <w:p>
+      <w:pPr>
+        <w:pStyle w:val="Compact"/>
+        <w:numPr>
+          <w:ilvl w:val="0"/>
+          <w:numId w:val="1010"/>
+        </w:numPr>
+      </w:pPr>
+      <w:r>
+        <w:t xml:space="preserve">secure configuration</w:t>
+      </w:r>
+    </w:p>
+    <w:p>
+      <w:pPr>
+        <w:pStyle w:val="Compact"/>
+        <w:numPr>
+          <w:ilvl w:val="0"/>
+          <w:numId w:val="1010"/>
+        </w:numPr>
+      </w:pPr>
+      <w:r>
+        <w:t xml:space="preserve">automated testing</w:t>
+      </w:r>
+    </w:p>
+    <w:p>
+      <w:pPr>
+        <w:pStyle w:val="Compact"/>
+        <w:numPr>
+          <w:ilvl w:val="0"/>
+          <w:numId w:val="1010"/>
+        </w:numPr>
+      </w:pPr>
+      <w:r>
+        <w:t xml:space="preserve">maintainable architecture</w:t>
+      </w:r>
+    </w:p>
+    <w:p>
+      <w:pPr>
+        <w:pStyle w:val="Compact"/>
+        <w:numPr>
+          <w:ilvl w:val="0"/>
+          <w:numId w:val="1010"/>
+        </w:numPr>
+      </w:pPr>
+      <w:r>
+        <w:t xml:space="preserve">comprehensive documentation</w:t>
+      </w:r>
+    </w:p>
+    <w:p>
+      <w:pPr>
+        <w:pStyle w:val="FirstParagraph"/>
+      </w:pPr>
+      <w:r>
+        <w:t xml:space="preserve">Operational reliability is a product requirement.</w:t>
       </w:r>
     </w:p>
     <w:p>
@@ -1155,13 +1403,13 @@
       </w:r>
     </w:p>
     <w:bookmarkEnd w:id="21"/>
-    <w:bookmarkStart w:id="22" w:name="product-review-checklist"/>
+    <w:bookmarkStart w:id="22" w:name="initial-product-boundaries"/>
     <w:p>
       <w:pPr>
         <w:pStyle w:val="Heading1"/>
       </w:pPr>
       <w:r>
-        <w:t xml:space="preserve">Product Review Checklist</w:t>
+        <w:t xml:space="preserve">Initial Product Boundaries</w:t>
       </w:r>
     </w:p>
     <w:p>
@@ -1169,7 +1417,7 @@
         <w:pStyle w:val="FirstParagraph"/>
       </w:pPr>
       <w:r>
-        <w:t xml:space="preserve">Before releasing new functionality verify:</w:t>
+        <w:t xml:space="preserve">The initial Trading Cockpit does not aim to provide:</w:t>
       </w:r>
     </w:p>
     <w:p>
@@ -1181,7 +1429,7 @@
         </w:numPr>
       </w:pPr>
       <w:r>
-        <w:t xml:space="preserve">user value is clear</w:t>
+        <w:t xml:space="preserve">a public social trading network</w:t>
       </w:r>
     </w:p>
     <w:p>
@@ -1193,7 +1441,7 @@
         </w:numPr>
       </w:pPr>
       <w:r>
-        <w:t xml:space="preserve">scope is well defined</w:t>
+        <w:t xml:space="preserve">a broker replacement</w:t>
       </w:r>
     </w:p>
     <w:p>
@@ -1205,7 +1453,7 @@
         </w:numPr>
       </w:pPr>
       <w:r>
-        <w:t xml:space="preserve">documentation updated</w:t>
+        <w:t xml:space="preserve">autonomous AI trading</w:t>
       </w:r>
     </w:p>
     <w:p>
@@ -1217,7 +1465,7 @@
         </w:numPr>
       </w:pPr>
       <w:r>
-        <w:t xml:space="preserve">architecture preserved</w:t>
+        <w:t xml:space="preserve">cloud-first multi-user operation</w:t>
       </w:r>
     </w:p>
     <w:p>
@@ -1229,7 +1477,27 @@
         </w:numPr>
       </w:pPr>
       <w:r>
-        <w:t xml:space="preserve">quality standards satisfied</w:t>
+        <w:t xml:space="preserve">high-frequency trading infrastructure</w:t>
+      </w:r>
+    </w:p>
+    <w:p>
+      <w:pPr>
+        <w:pStyle w:val="Compact"/>
+        <w:numPr>
+          <w:ilvl w:val="0"/>
+          <w:numId w:val="1011"/>
+        </w:numPr>
+      </w:pPr>
+      <w:r>
+        <w:t xml:space="preserve">a general-purpose financial terminal</w:t>
+      </w:r>
+    </w:p>
+    <w:p>
+      <w:pPr>
+        <w:pStyle w:val="FirstParagraph"/>
+      </w:pPr>
+      <w:r>
+        <w:t xml:space="preserve">These capabilities may only be reconsidered through explicit product and architectural decisions.</w:t>
       </w:r>
     </w:p>
     <w:p>
@@ -1240,12 +1508,560 @@
       </w:r>
     </w:p>
     <w:bookmarkEnd w:id="22"/>
-    <w:bookmarkStart w:id="23" w:name="related-documents"/>
+    <w:bookmarkStart w:id="23" w:name="success-criteria"/>
     <w:p>
       <w:pPr>
         <w:pStyle w:val="Heading1"/>
       </w:pPr>
       <w:r>
+        <w:t xml:space="preserve">Success Criteria</w:t>
+      </w:r>
+    </w:p>
+    <w:p>
+      <w:pPr>
+        <w:pStyle w:val="FirstParagraph"/>
+      </w:pPr>
+      <w:r>
+        <w:t xml:space="preserve">The Trading Cockpit is successful when users can:</w:t>
+      </w:r>
+    </w:p>
+    <w:p>
+      <w:pPr>
+        <w:pStyle w:val="Compact"/>
+        <w:numPr>
+          <w:ilvl w:val="0"/>
+          <w:numId w:val="1012"/>
+        </w:numPr>
+      </w:pPr>
+      <w:r>
+        <w:t xml:space="preserve">configure and restore their trading workspace</w:t>
+      </w:r>
+    </w:p>
+    <w:p>
+      <w:pPr>
+        <w:pStyle w:val="Compact"/>
+        <w:numPr>
+          <w:ilvl w:val="0"/>
+          <w:numId w:val="1012"/>
+        </w:numPr>
+      </w:pPr>
+      <w:r>
+        <w:t xml:space="preserve">monitor relevant market information</w:t>
+      </w:r>
+    </w:p>
+    <w:p>
+      <w:pPr>
+        <w:pStyle w:val="Compact"/>
+        <w:numPr>
+          <w:ilvl w:val="0"/>
+          <w:numId w:val="1012"/>
+        </w:numPr>
+      </w:pPr>
+      <w:r>
+        <w:t xml:space="preserve">manage watchlists and trading candidates</w:t>
+      </w:r>
+    </w:p>
+    <w:p>
+      <w:pPr>
+        <w:pStyle w:val="Compact"/>
+        <w:numPr>
+          <w:ilvl w:val="0"/>
+          <w:numId w:val="1012"/>
+        </w:numPr>
+      </w:pPr>
+      <w:r>
+        <w:t xml:space="preserve">evaluate opportunities with sufficient context</w:t>
+      </w:r>
+    </w:p>
+    <w:p>
+      <w:pPr>
+        <w:pStyle w:val="Compact"/>
+        <w:numPr>
+          <w:ilvl w:val="0"/>
+          <w:numId w:val="1012"/>
+        </w:numPr>
+      </w:pPr>
+      <w:r>
+        <w:t xml:space="preserve">view portfolio and risk information</w:t>
+      </w:r>
+    </w:p>
+    <w:p>
+      <w:pPr>
+        <w:pStyle w:val="Compact"/>
+        <w:numPr>
+          <w:ilvl w:val="0"/>
+          <w:numId w:val="1012"/>
+        </w:numPr>
+      </w:pPr>
+      <w:r>
+        <w:t xml:space="preserve">manage orders and positions</w:t>
+      </w:r>
+    </w:p>
+    <w:p>
+      <w:pPr>
+        <w:pStyle w:val="Compact"/>
+        <w:numPr>
+          <w:ilvl w:val="0"/>
+          <w:numId w:val="1012"/>
+        </w:numPr>
+      </w:pPr>
+      <w:r>
+        <w:t xml:space="preserve">receive clear operational feedback</w:t>
+      </w:r>
+    </w:p>
+    <w:p>
+      <w:pPr>
+        <w:pStyle w:val="Compact"/>
+        <w:numPr>
+          <w:ilvl w:val="0"/>
+          <w:numId w:val="1012"/>
+        </w:numPr>
+      </w:pPr>
+      <w:r>
+        <w:t xml:space="preserve">complete core trading workflows without unnecessary tool switching</w:t>
+      </w:r>
+    </w:p>
+    <w:p>
+      <w:pPr>
+        <w:pStyle w:val="FirstParagraph"/>
+      </w:pPr>
+      <w:r>
+        <w:t xml:space="preserve">Technical success additionally requires:</w:t>
+      </w:r>
+    </w:p>
+    <w:p>
+      <w:pPr>
+        <w:pStyle w:val="Compact"/>
+        <w:numPr>
+          <w:ilvl w:val="0"/>
+          <w:numId w:val="1013"/>
+        </w:numPr>
+      </w:pPr>
+      <w:r>
+        <w:t xml:space="preserve">stable releases</w:t>
+      </w:r>
+    </w:p>
+    <w:p>
+      <w:pPr>
+        <w:pStyle w:val="Compact"/>
+        <w:numPr>
+          <w:ilvl w:val="0"/>
+          <w:numId w:val="1013"/>
+        </w:numPr>
+      </w:pPr>
+      <w:r>
+        <w:t xml:space="preserve">deterministic behaviour</w:t>
+      </w:r>
+    </w:p>
+    <w:p>
+      <w:pPr>
+        <w:pStyle w:val="Compact"/>
+        <w:numPr>
+          <w:ilvl w:val="0"/>
+          <w:numId w:val="1013"/>
+        </w:numPr>
+      </w:pPr>
+      <w:r>
+        <w:t xml:space="preserve">maintainable architecture</w:t>
+      </w:r>
+    </w:p>
+    <w:p>
+      <w:pPr>
+        <w:pStyle w:val="Compact"/>
+        <w:numPr>
+          <w:ilvl w:val="0"/>
+          <w:numId w:val="1013"/>
+        </w:numPr>
+      </w:pPr>
+      <w:r>
+        <w:t xml:space="preserve">automated quality assurance</w:t>
+      </w:r>
+    </w:p>
+    <w:p>
+      <w:pPr>
+        <w:pStyle w:val="Compact"/>
+        <w:numPr>
+          <w:ilvl w:val="0"/>
+          <w:numId w:val="1013"/>
+        </w:numPr>
+      </w:pPr>
+      <w:r>
+        <w:t xml:space="preserve">synchronized documentation</w:t>
+      </w:r>
+    </w:p>
+    <w:p>
+      <w:r>
+        <w:pict>
+          <v:rect style="width:0;height:1.5pt" o:hralign="center" o:hrstd="t" o:hr="t"/>
+        </w:pict>
+      </w:r>
+    </w:p>
+    <w:bookmarkEnd w:id="23"/>
+    <w:bookmarkStart w:id="24" w:name="future-platform-evolution"/>
+    <w:p>
+      <w:pPr>
+        <w:pStyle w:val="Heading1"/>
+      </w:pPr>
+      <w:r>
+        <w:t xml:space="preserve">Future Platform Evolution</w:t>
+      </w:r>
+    </w:p>
+    <w:p>
+      <w:pPr>
+        <w:pStyle w:val="FirstParagraph"/>
+      </w:pPr>
+      <w:r>
+        <w:t xml:space="preserve">After the Trading Cockpit is established, the platform may evolve with:</w:t>
+      </w:r>
+    </w:p>
+    <w:p>
+      <w:pPr>
+        <w:pStyle w:val="Compact"/>
+        <w:numPr>
+          <w:ilvl w:val="0"/>
+          <w:numId w:val="1014"/>
+        </w:numPr>
+      </w:pPr>
+      <w:r>
+        <w:t xml:space="preserve">Portfolio Manager</w:t>
+      </w:r>
+    </w:p>
+    <w:p>
+      <w:pPr>
+        <w:pStyle w:val="Compact"/>
+        <w:numPr>
+          <w:ilvl w:val="0"/>
+          <w:numId w:val="1014"/>
+        </w:numPr>
+      </w:pPr>
+      <w:r>
+        <w:t xml:space="preserve">Market Scanner services</w:t>
+      </w:r>
+    </w:p>
+    <w:p>
+      <w:pPr>
+        <w:pStyle w:val="Compact"/>
+        <w:numPr>
+          <w:ilvl w:val="0"/>
+          <w:numId w:val="1014"/>
+        </w:numPr>
+      </w:pPr>
+      <w:r>
+        <w:t xml:space="preserve">Strategy Lab</w:t>
+      </w:r>
+    </w:p>
+    <w:p>
+      <w:pPr>
+        <w:pStyle w:val="Compact"/>
+        <w:numPr>
+          <w:ilvl w:val="0"/>
+          <w:numId w:val="1014"/>
+        </w:numPr>
+      </w:pPr>
+      <w:r>
+        <w:t xml:space="preserve">Backtesting</w:t>
+      </w:r>
+    </w:p>
+    <w:p>
+      <w:pPr>
+        <w:pStyle w:val="Compact"/>
+        <w:numPr>
+          <w:ilvl w:val="0"/>
+          <w:numId w:val="1014"/>
+        </w:numPr>
+      </w:pPr>
+      <w:r>
+        <w:t xml:space="preserve">Advanced Analytics</w:t>
+      </w:r>
+    </w:p>
+    <w:p>
+      <w:pPr>
+        <w:pStyle w:val="Compact"/>
+        <w:numPr>
+          <w:ilvl w:val="0"/>
+          <w:numId w:val="1014"/>
+        </w:numPr>
+      </w:pPr>
+      <w:r>
+        <w:t xml:space="preserve">Reporting Services</w:t>
+      </w:r>
+    </w:p>
+    <w:p>
+      <w:pPr>
+        <w:pStyle w:val="Compact"/>
+        <w:numPr>
+          <w:ilvl w:val="0"/>
+          <w:numId w:val="1014"/>
+        </w:numPr>
+      </w:pPr>
+      <w:r>
+        <w:t xml:space="preserve">Plugin Ecosystem</w:t>
+      </w:r>
+    </w:p>
+    <w:p>
+      <w:pPr>
+        <w:pStyle w:val="Compact"/>
+        <w:numPr>
+          <w:ilvl w:val="0"/>
+          <w:numId w:val="1014"/>
+        </w:numPr>
+      </w:pPr>
+      <w:r>
+        <w:t xml:space="preserve">AI-assisted Decision Support</w:t>
+      </w:r>
+    </w:p>
+    <w:p>
+      <w:pPr>
+        <w:pStyle w:val="Compact"/>
+        <w:numPr>
+          <w:ilvl w:val="0"/>
+          <w:numId w:val="1014"/>
+        </w:numPr>
+      </w:pPr>
+      <w:r>
+        <w:t xml:space="preserve">Multi-Broker Integration</w:t>
+      </w:r>
+    </w:p>
+    <w:p>
+      <w:pPr>
+        <w:pStyle w:val="FirstParagraph"/>
+      </w:pPr>
+      <w:r>
+        <w:t xml:space="preserve">Future applications shall reuse the shared Trading Platform Pro architecture and platform services.</w:t>
+      </w:r>
+    </w:p>
+    <w:p>
+      <w:r>
+        <w:pict>
+          <v:rect style="width:0;height:1.5pt" o:hralign="center" o:hrstd="t" o:hr="t"/>
+        </w:pict>
+      </w:r>
+    </w:p>
+    <w:bookmarkEnd w:id="24"/>
+    <w:bookmarkStart w:id="25" w:name="product-evolution-principles"/>
+    <w:p>
+      <w:pPr>
+        <w:pStyle w:val="Heading1"/>
+      </w:pPr>
+      <w:r>
+        <w:t xml:space="preserve">Product Evolution Principles</w:t>
+      </w:r>
+    </w:p>
+    <w:p>
+      <w:pPr>
+        <w:pStyle w:val="FirstParagraph"/>
+      </w:pPr>
+      <w:r>
+        <w:t xml:space="preserve">Every product enhancement shall:</w:t>
+      </w:r>
+    </w:p>
+    <w:p>
+      <w:pPr>
+        <w:pStyle w:val="Compact"/>
+        <w:numPr>
+          <w:ilvl w:val="0"/>
+          <w:numId w:val="1015"/>
+        </w:numPr>
+      </w:pPr>
+      <w:r>
+        <w:t xml:space="preserve">provide measurable user value</w:t>
+      </w:r>
+    </w:p>
+    <w:p>
+      <w:pPr>
+        <w:pStyle w:val="Compact"/>
+        <w:numPr>
+          <w:ilvl w:val="0"/>
+          <w:numId w:val="1015"/>
+        </w:numPr>
+      </w:pPr>
+      <w:r>
+        <w:t xml:space="preserve">support a defined trading workflow</w:t>
+      </w:r>
+    </w:p>
+    <w:p>
+      <w:pPr>
+        <w:pStyle w:val="Compact"/>
+        <w:numPr>
+          <w:ilvl w:val="0"/>
+          <w:numId w:val="1015"/>
+        </w:numPr>
+      </w:pPr>
+      <w:r>
+        <w:t xml:space="preserve">preserve architectural consistency</w:t>
+      </w:r>
+    </w:p>
+    <w:p>
+      <w:pPr>
+        <w:pStyle w:val="Compact"/>
+        <w:numPr>
+          <w:ilvl w:val="0"/>
+          <w:numId w:val="1015"/>
+        </w:numPr>
+      </w:pPr>
+      <w:r>
+        <w:t xml:space="preserve">integrate into the existing user experience</w:t>
+      </w:r>
+    </w:p>
+    <w:p>
+      <w:pPr>
+        <w:pStyle w:val="Compact"/>
+        <w:numPr>
+          <w:ilvl w:val="0"/>
+          <w:numId w:val="1015"/>
+        </w:numPr>
+      </w:pPr>
+      <w:r>
+        <w:t xml:space="preserve">remain maintainable</w:t>
+      </w:r>
+    </w:p>
+    <w:p>
+      <w:pPr>
+        <w:pStyle w:val="Compact"/>
+        <w:numPr>
+          <w:ilvl w:val="0"/>
+          <w:numId w:val="1015"/>
+        </w:numPr>
+      </w:pPr>
+      <w:r>
+        <w:t xml:space="preserve">be fully documented</w:t>
+      </w:r>
+    </w:p>
+    <w:p>
+      <w:r>
+        <w:pict>
+          <v:rect style="width:0;height:1.5pt" o:hralign="center" o:hrstd="t" o:hr="t"/>
+        </w:pict>
+      </w:r>
+    </w:p>
+    <w:bookmarkEnd w:id="25"/>
+    <w:bookmarkStart w:id="26" w:name="product-review-checklist"/>
+    <w:p>
+      <w:pPr>
+        <w:pStyle w:val="Heading1"/>
+      </w:pPr>
+      <w:r>
+        <w:t xml:space="preserve">Product Review Checklist</w:t>
+      </w:r>
+    </w:p>
+    <w:p>
+      <w:pPr>
+        <w:pStyle w:val="FirstParagraph"/>
+      </w:pPr>
+      <w:r>
+        <w:t xml:space="preserve">Before releasing new functionality verify:</w:t>
+      </w:r>
+    </w:p>
+    <w:p>
+      <w:pPr>
+        <w:pStyle w:val="Compact"/>
+        <w:numPr>
+          <w:ilvl w:val="0"/>
+          <w:numId w:val="1016"/>
+        </w:numPr>
+      </w:pPr>
+      <w:r>
+        <w:t xml:space="preserve">user problem is clearly defined</w:t>
+      </w:r>
+    </w:p>
+    <w:p>
+      <w:pPr>
+        <w:pStyle w:val="Compact"/>
+        <w:numPr>
+          <w:ilvl w:val="0"/>
+          <w:numId w:val="1016"/>
+        </w:numPr>
+      </w:pPr>
+      <w:r>
+        <w:t xml:space="preserve">target workflow is identified</w:t>
+      </w:r>
+    </w:p>
+    <w:p>
+      <w:pPr>
+        <w:pStyle w:val="Compact"/>
+        <w:numPr>
+          <w:ilvl w:val="0"/>
+          <w:numId w:val="1016"/>
+        </w:numPr>
+      </w:pPr>
+      <w:r>
+        <w:t xml:space="preserve">user value is clear</w:t>
+      </w:r>
+    </w:p>
+    <w:p>
+      <w:pPr>
+        <w:pStyle w:val="Compact"/>
+        <w:numPr>
+          <w:ilvl w:val="0"/>
+          <w:numId w:val="1016"/>
+        </w:numPr>
+      </w:pPr>
+      <w:r>
+        <w:t xml:space="preserve">product scope is respected</w:t>
+      </w:r>
+    </w:p>
+    <w:p>
+      <w:pPr>
+        <w:pStyle w:val="Compact"/>
+        <w:numPr>
+          <w:ilvl w:val="0"/>
+          <w:numId w:val="1016"/>
+        </w:numPr>
+      </w:pPr>
+      <w:r>
+        <w:t xml:space="preserve">Trading Cockpit integration is defined</w:t>
+      </w:r>
+    </w:p>
+    <w:p>
+      <w:pPr>
+        <w:pStyle w:val="Compact"/>
+        <w:numPr>
+          <w:ilvl w:val="0"/>
+          <w:numId w:val="1016"/>
+        </w:numPr>
+      </w:pPr>
+      <w:r>
+        <w:t xml:space="preserve">architecture is preserved</w:t>
+      </w:r>
+    </w:p>
+    <w:p>
+      <w:pPr>
+        <w:pStyle w:val="Compact"/>
+        <w:numPr>
+          <w:ilvl w:val="0"/>
+          <w:numId w:val="1016"/>
+        </w:numPr>
+      </w:pPr>
+      <w:r>
+        <w:t xml:space="preserve">documentation is updated</w:t>
+      </w:r>
+    </w:p>
+    <w:p>
+      <w:pPr>
+        <w:pStyle w:val="Compact"/>
+        <w:numPr>
+          <w:ilvl w:val="0"/>
+          <w:numId w:val="1016"/>
+        </w:numPr>
+      </w:pPr>
+      <w:r>
+        <w:t xml:space="preserve">quality standards are satisfied</w:t>
+      </w:r>
+    </w:p>
+    <w:p>
+      <w:r>
+        <w:pict>
+          <v:rect style="width:0;height:1.5pt" o:hralign="center" o:hrstd="t" o:hr="t"/>
+        </w:pict>
+      </w:r>
+    </w:p>
+    <w:bookmarkEnd w:id="26"/>
+    <w:bookmarkStart w:id="27" w:name="related-documents"/>
+    <w:p>
+      <w:pPr>
+        <w:pStyle w:val="Heading1"/>
+      </w:pPr>
+      <w:r>
         <w:t xml:space="preserve">Related Documents</w:t>
       </w:r>
     </w:p>
@@ -1254,7 +2070,7 @@
         <w:pStyle w:val="Compact"/>
         <w:numPr>
           <w:ilvl w:val="0"/>
-          <w:numId w:val="1012"/>
+          <w:numId w:val="1017"/>
         </w:numPr>
       </w:pPr>
       <w:r>
@@ -1266,7 +2082,19 @@
         <w:pStyle w:val="Compact"/>
         <w:numPr>
           <w:ilvl w:val="0"/>
-          <w:numId w:val="1012"/>
+          <w:numId w:val="1017"/>
+        </w:numPr>
+      </w:pPr>
+      <w:r>
+        <w:t xml:space="preserve">Product_Roadmap.md</w:t>
+      </w:r>
+    </w:p>
+    <w:p>
+      <w:pPr>
+        <w:pStyle w:val="Compact"/>
+        <w:numPr>
+          <w:ilvl w:val="0"/>
+          <w:numId w:val="1017"/>
         </w:numPr>
       </w:pPr>
       <w:r>
@@ -1278,26 +2106,38 @@
         <w:pStyle w:val="Compact"/>
         <w:numPr>
           <w:ilvl w:val="0"/>
-          <w:numId w:val="1012"/>
-        </w:numPr>
-      </w:pPr>
-      <w:r>
-        <w:t xml:space="preserve">Roadmap.md</w:t>
-      </w:r>
-    </w:p>
-    <w:p>
-      <w:pPr>
-        <w:pStyle w:val="Compact"/>
-        <w:numPr>
-          <w:ilvl w:val="0"/>
-          <w:numId w:val="1012"/>
+          <w:numId w:val="1017"/>
+        </w:numPr>
+      </w:pPr>
+      <w:r>
+        <w:t xml:space="preserve">Widget_Catalog.md</w:t>
+      </w:r>
+    </w:p>
+    <w:p>
+      <w:pPr>
+        <w:pStyle w:val="Compact"/>
+        <w:numPr>
+          <w:ilvl w:val="0"/>
+          <w:numId w:val="1017"/>
+        </w:numPr>
+      </w:pPr>
+      <w:r>
+        <w:t xml:space="preserve">UI_Guidelines.md</w:t>
+      </w:r>
+    </w:p>
+    <w:p>
+      <w:pPr>
+        <w:pStyle w:val="Compact"/>
+        <w:numPr>
+          <w:ilvl w:val="0"/>
+          <w:numId w:val="1017"/>
         </w:numPr>
       </w:pPr>
       <w:r>
         <w:t xml:space="preserve">AGENTS.md</w:t>
       </w:r>
     </w:p>
-    <w:bookmarkEnd w:id="23"/>
+    <w:bookmarkEnd w:id="27"/>
     <w:sectPr>
       <w:footnotePr>
         <w:numRestart w:val="eachSect"/>
@@ -1509,6 +2349,91 @@
       <w:rPr>
         <w:rFonts w:ascii="Wingdings" w:hAnsi="Wingdings" w:cs="Wingdings" w:hint="default"/>
       </w:rPr>
+    </w:lvl>
+  </w:abstractNum>
+  <w:abstractNum w:abstractNumId="99411">
+    <w:nsid w:val="00A99411"/>
+    <w:multiLevelType w:val="multilevel"/>
+    <w:lvl w:ilvl="0">
+      <w:start w:val="1"/>
+      <w:numFmt w:val="decimal"/>
+      <w:lvlText w:val="%1."/>
+      <w:lvlJc w:val="left"/>
+      <w:pPr>
+        <w:ind w:left="720" w:hanging="360"/>
+      </w:pPr>
+    </w:lvl>
+    <w:lvl w:ilvl="1">
+      <w:start w:val="1"/>
+      <w:numFmt w:val="decimal"/>
+      <w:lvlText w:val="%2."/>
+      <w:lvlJc w:val="left"/>
+      <w:pPr>
+        <w:ind w:left="1440" w:hanging="360"/>
+      </w:pPr>
+    </w:lvl>
+    <w:lvl w:ilvl="2">
+      <w:start w:val="1"/>
+      <w:numFmt w:val="decimal"/>
+      <w:lvlText w:val="%3."/>
+      <w:lvlJc w:val="left"/>
+      <w:pPr>
+        <w:ind w:left="2160" w:hanging="360"/>
+      </w:pPr>
+    </w:lvl>
+    <w:lvl w:ilvl="3">
+      <w:start w:val="1"/>
+      <w:numFmt w:val="decimal"/>
+      <w:lvlText w:val="%4."/>
+      <w:lvlJc w:val="left"/>
+      <w:pPr>
+        <w:ind w:left="2880" w:hanging="360"/>
+      </w:pPr>
+    </w:lvl>
+    <w:lvl w:ilvl="4">
+      <w:start w:val="1"/>
+      <w:numFmt w:val="decimal"/>
+      <w:lvlText w:val="%5."/>
+      <w:lvlJc w:val="left"/>
+      <w:pPr>
+        <w:ind w:left="3600" w:hanging="360"/>
+      </w:pPr>
+    </w:lvl>
+    <w:lvl w:ilvl="5">
+      <w:start w:val="1"/>
+      <w:numFmt w:val="decimal"/>
+      <w:lvlText w:val="%6."/>
+      <w:lvlJc w:val="left"/>
+      <w:pPr>
+        <w:ind w:left="4320" w:hanging="360"/>
+      </w:pPr>
+    </w:lvl>
+    <w:lvl w:ilvl="6">
+      <w:start w:val="1"/>
+      <w:numFmt w:val="decimal"/>
+      <w:lvlText w:val="%7."/>
+      <w:lvlJc w:val="left"/>
+      <w:pPr>
+        <w:ind w:left="5040" w:hanging="360"/>
+      </w:pPr>
+    </w:lvl>
+    <w:lvl w:ilvl="7">
+      <w:start w:val="1"/>
+      <w:numFmt w:val="decimal"/>
+      <w:lvlText w:val="%8."/>
+      <w:lvlJc w:val="left"/>
+      <w:pPr>
+        <w:ind w:left="5760" w:hanging="360"/>
+      </w:pPr>
+    </w:lvl>
+    <w:lvl w:ilvl="8">
+      <w:start w:val="1"/>
+      <w:numFmt w:val="decimal"/>
+      <w:lvlText w:val="%9."/>
+      <w:lvlJc w:val="left"/>
+      <w:pPr>
+        <w:ind w:left="6480" w:hanging="360"/>
+      </w:pPr>
     </w:lvl>
   </w:abstractNum>
   <w:num w:numId="1000">
@@ -1527,7 +2452,34 @@
     <w:abstractNumId w:val="991"/>
   </w:num>
   <w:num w:numId="1005">
-    <w:abstractNumId w:val="991"/>
+    <w:abstractNumId w:val="99411"/>
+    <w:lvlOverride w:ilvl="0">
+      <w:startOverride w:val="1"/>
+    </w:lvlOverride>
+    <w:lvlOverride w:ilvl="1">
+      <w:startOverride w:val="1"/>
+    </w:lvlOverride>
+    <w:lvlOverride w:ilvl="2">
+      <w:startOverride w:val="1"/>
+    </w:lvlOverride>
+    <w:lvlOverride w:ilvl="3">
+      <w:startOverride w:val="1"/>
+    </w:lvlOverride>
+    <w:lvlOverride w:ilvl="4">
+      <w:startOverride w:val="1"/>
+    </w:lvlOverride>
+    <w:lvlOverride w:ilvl="5">
+      <w:startOverride w:val="1"/>
+    </w:lvlOverride>
+    <w:lvlOverride w:ilvl="6">
+      <w:startOverride w:val="1"/>
+    </w:lvlOverride>
+    <w:lvlOverride w:ilvl="7">
+      <w:startOverride w:val="1"/>
+    </w:lvlOverride>
+    <w:lvlOverride w:ilvl="8">
+      <w:startOverride w:val="1"/>
+    </w:lvlOverride>
   </w:num>
   <w:num w:numId="1006">
     <w:abstractNumId w:val="991"/>
@@ -1548,6 +2500,21 @@
     <w:abstractNumId w:val="991"/>
   </w:num>
   <w:num w:numId="1012">
+    <w:abstractNumId w:val="991"/>
+  </w:num>
+  <w:num w:numId="1013">
+    <w:abstractNumId w:val="991"/>
+  </w:num>
+  <w:num w:numId="1014">
+    <w:abstractNumId w:val="991"/>
+  </w:num>
+  <w:num w:numId="1015">
+    <w:abstractNumId w:val="991"/>
+  </w:num>
+  <w:num w:numId="1016">
+    <w:abstractNumId w:val="991"/>
+  </w:num>
+  <w:num w:numId="1017">
     <w:abstractNumId w:val="991"/>
   </w:num>
 </w:numbering>
